--- a/Акт приема-передачи (квартиры).docx
+++ b/Акт приема-передачи (квартиры).docx
@@ -203,24 +203,130 @@
         </w:tc>
       </w:tr>
     </w:tbl>
+    <w:p>
+      <w:pPr>
+        <w:jc w:val="both"/>
+        <w:rPr>
+          <w:rFonts w:ascii="Calibri" w:hAnsi="Calibri" w:cs="Calibri"/>
+          <w:color w:val="000000"/>
+          <w:sz w:val="22"/>
+          <w:szCs w:val="22"/>
+        </w:rPr>
+      </w:pPr>
+      <w:r>
+        <w:rPr>
+          <w:b/>
+          <w:sz w:val="22"/>
+          <w:szCs w:val="22"/>
+        </w:rPr>
+        <w:t>Общество с ограниченной ответственностью Специализированный застройщик «КМ»</w:t>
+      </w:r>
+      <w:r>
+        <w:rPr>
+          <w:b/>
+          <w:sz w:val="22"/>
+          <w:szCs w:val="22"/>
+        </w:rPr>
+        <w:t>,</w:t>
+      </w:r>
+      <w:r>
+        <w:rPr>
+          <w:sz w:val="22"/>
+          <w:szCs w:val="22"/>
+        </w:rPr>
+        <w:t xml:space="preserve"> именуемое в </w:t>
+      </w:r>
+      <w:r>
+        <w:rPr>
+          <w:sz w:val="22"/>
+          <w:szCs w:val="22"/>
+        </w:rPr>
+        <w:t xml:space="preserve">дальнейшем </w:t>
+      </w:r>
+      <w:r>
+        <w:rPr>
+          <w:b/>
+          <w:sz w:val="22"/>
+          <w:szCs w:val="22"/>
+        </w:rPr>
+        <w:t>«Застройщик»</w:t>
+      </w:r>
+      <w:r>
+        <w:rPr>
+          <w:sz w:val="22"/>
+          <w:szCs w:val="22"/>
+        </w:rPr>
+        <w:t xml:space="preserve">, </w:t>
+      </w:r>
+      <w:r>
+        <w:rPr>
+          <w:sz w:val="22"/>
+          <w:szCs w:val="22"/>
+        </w:rPr>
+        <w:t xml:space="preserve">в лице </w:t>
+      </w:r>
+      <w:r>
+        <w:rPr>
+          <w:sz w:val="22"/>
+          <w:szCs w:val="22"/>
+        </w:rPr>
+        <w:t>директора Дибровой Марины Геннадьевны, действующего на основании Устава</w:t>
+      </w:r>
+      <w:r>
+        <w:rPr>
+          <w:sz w:val="22"/>
+          <w:szCs w:val="22"/>
+        </w:rPr>
+        <w:t>, с одной стороны,</w:t>
+      </w:r>
+      <w:r>
+        <w:rPr>
+          <w:sz w:val="22"/>
+          <w:szCs w:val="22"/>
+        </w:rPr>
+        <w:t xml:space="preserve"> </w:t>
+      </w:r>
+      <w:r>
+        <w:rPr>
+          <w:sz w:val="22"/>
+          <w:szCs w:val="22"/>
+        </w:rPr>
+        <w:t>и</w:t>
+      </w:r>
+      <w:r>
+        <w:rPr>
+          <w:sz w:val="22"/>
+          <w:szCs w:val="22"/>
+        </w:rPr>
+        <w:t xml:space="preserve"> </w:t>
+      </w:r>
+    </w:p>
     <w:tbl>
       <w:tblPr>
         <w:tblStyle w:val="aa"/>
-        <w:tblpPr w:leftFromText="180" w:rightFromText="180" w:vertAnchor="text" w:horzAnchor="page" w:tblpX="5083" w:tblpY="561"/>
+        <w:tblpPr w:leftFromText="180" w:rightFromText="180" w:vertAnchor="text" w:horzAnchor="margin" w:tblpY="107"/>
         <w:tblOverlap w:val="never"/>
         <w:tblW w:w="0" w:type="auto"/>
+        <w:tblBorders>
+          <w:top w:val="none" w:sz="0" w:space="0" w:color="auto"/>
+          <w:left w:val="none" w:sz="0" w:space="0" w:color="auto"/>
+          <w:bottom w:val="none" w:sz="0" w:space="0" w:color="auto"/>
+          <w:right w:val="none" w:sz="0" w:space="0" w:color="auto"/>
+          <w:insideH w:val="none" w:sz="0" w:space="0" w:color="auto"/>
+          <w:insideV w:val="none" w:sz="0" w:space="0" w:color="auto"/>
+        </w:tblBorders>
         <w:tblLook w:val="04A0" w:firstRow="1" w:lastRow="0" w:firstColumn="1" w:lastColumn="0" w:noHBand="0" w:noVBand="1"/>
       </w:tblPr>
       <w:tblGrid>
-        <w:gridCol w:w="6062"/>
+        <w:gridCol w:w="1101"/>
       </w:tblGrid>
       <w:tr>
         <w:trPr>
-          <w:trHeight w:val="132"/>
+          <w:trHeight w:val="116"/>
         </w:trPr>
         <w:tc>
           <w:tcPr>
-            <w:tcW w:w="6062" w:type="dxa"/>
+            <w:tcW w:w="1101" w:type="dxa"/>
             <w:vAlign w:val="center"/>
           </w:tcPr>
           <w:p>
@@ -228,6 +334,8 @@
               <w:jc w:val="both"/>
               <w:rPr>
                 <w:rFonts w:ascii="Calibri" w:hAnsi="Calibri" w:cs="Calibri"/>
+                <w:b/>
+                <w:bCs/>
                 <w:color w:val="000000"/>
                 <w:sz w:val="22"/>
                 <w:szCs w:val="22"/>
@@ -237,6 +345,8 @@
             <w:r>
               <w:rPr>
                 <w:rFonts w:ascii="Calibri" w:hAnsi="Calibri" w:cs="Calibri"/>
+                <w:b/>
+                <w:bCs/>
                 <w:color w:val="000000"/>
                 <w:sz w:val="22"/>
                 <w:szCs w:val="22"/>
@@ -247,6 +357,8 @@
             <w:r>
               <w:rPr>
                 <w:rFonts w:ascii="Calibri" w:hAnsi="Calibri" w:cs="Calibri"/>
+                <w:b/>
+                <w:bCs/>
                 <w:color w:val="000000"/>
                 <w:sz w:val="22"/>
                 <w:szCs w:val="22"/>
@@ -256,131 +368,398 @@
             <w:r>
               <w:rPr>
                 <w:rFonts w:ascii="Calibri" w:hAnsi="Calibri" w:cs="Calibri"/>
+                <w:b/>
+                <w:bCs/>
                 <w:color w:val="000000"/>
                 <w:sz w:val="22"/>
                 <w:szCs w:val="22"/>
                 <w:lang w:val="en-US"/>
               </w:rPr>
-              <w:t>}}</w:t>
+              <w:t>}</w:t>
             </w:r>
+            <w:proofErr w:type="gramStart"/>
+            <w:r>
+              <w:rPr>
+                <w:rFonts w:ascii="Calibri" w:hAnsi="Calibri" w:cs="Calibri"/>
+                <w:b/>
+                <w:bCs/>
+                <w:color w:val="000000"/>
+                <w:sz w:val="22"/>
+                <w:szCs w:val="22"/>
+                <w:lang w:val="en-US"/>
+              </w:rPr>
+              <w:t>}</w:t>
+            </w:r>
+            <w:r>
+              <w:rPr>
+                <w:rFonts w:ascii="Calibri" w:hAnsi="Calibri" w:cs="Calibri"/>
+                <w:b/>
+                <w:bCs/>
+                <w:color w:val="000000"/>
+                <w:sz w:val="22"/>
+                <w:szCs w:val="22"/>
+                <w:lang w:val="en-US"/>
+              </w:rPr>
+              <w:t xml:space="preserve"> ,</w:t>
+            </w:r>
+            <w:proofErr w:type="gramEnd"/>
           </w:p>
         </w:tc>
       </w:tr>
     </w:tbl>
     <w:p>
       <w:pPr>
+        <w:spacing w:line="120" w:lineRule="auto"/>
         <w:jc w:val="both"/>
         <w:rPr>
-          <w:rFonts w:ascii="Calibri" w:hAnsi="Calibri" w:cs="Calibri"/>
-          <w:color w:val="000000"/>
-          <w:sz w:val="22"/>
-          <w:szCs w:val="22"/>
-        </w:rPr>
-      </w:pPr>
-      <w:r>
-        <w:rPr>
-          <w:b/>
-          <w:sz w:val="22"/>
-          <w:szCs w:val="22"/>
-        </w:rPr>
-        <w:t>Общество с ограниченной ответственностью Специализированный застройщик «КМ»</w:t>
-      </w:r>
-      <w:r>
-        <w:rPr>
-          <w:b/>
-          <w:sz w:val="22"/>
-          <w:szCs w:val="22"/>
-        </w:rPr>
-        <w:t>,</w:t>
-      </w:r>
-      <w:r>
-        <w:rPr>
-          <w:sz w:val="22"/>
-          <w:szCs w:val="22"/>
-        </w:rPr>
-        <w:t xml:space="preserve"> именуемое в </w:t>
-      </w:r>
-      <w:r>
-        <w:rPr>
-          <w:sz w:val="22"/>
-          <w:szCs w:val="22"/>
-        </w:rPr>
-        <w:t xml:space="preserve">дальнейшем </w:t>
-      </w:r>
-      <w:r>
-        <w:rPr>
-          <w:b/>
-          <w:sz w:val="22"/>
-          <w:szCs w:val="22"/>
-        </w:rPr>
-        <w:t>«Застройщик»</w:t>
-      </w:r>
-      <w:r>
-        <w:rPr>
-          <w:sz w:val="22"/>
-          <w:szCs w:val="22"/>
-        </w:rPr>
-        <w:t xml:space="preserve">, </w:t>
-      </w:r>
-      <w:r>
-        <w:rPr>
-          <w:sz w:val="22"/>
-          <w:szCs w:val="22"/>
-        </w:rPr>
-        <w:t xml:space="preserve">в лице </w:t>
-      </w:r>
-      <w:r>
-        <w:rPr>
-          <w:sz w:val="22"/>
-          <w:szCs w:val="22"/>
-        </w:rPr>
-        <w:t>директора Дибровой Марины Геннадьевны, действующего на основании Устава</w:t>
-      </w:r>
-      <w:r>
-        <w:rPr>
-          <w:sz w:val="22"/>
-          <w:szCs w:val="22"/>
-        </w:rPr>
-        <w:t xml:space="preserve">, с одной </w:t>
-      </w:r>
-      <w:proofErr w:type="spellStart"/>
-      <w:proofErr w:type="gramStart"/>
-      <w:r>
-        <w:rPr>
-          <w:sz w:val="22"/>
-          <w:szCs w:val="22"/>
-        </w:rPr>
-        <w:t>стороны,</w:t>
-      </w:r>
-      <w:r>
-        <w:rPr>
-          <w:sz w:val="22"/>
-          <w:szCs w:val="22"/>
-        </w:rPr>
-        <w:t>и</w:t>
-      </w:r>
-      <w:proofErr w:type="spellEnd"/>
-      <w:proofErr w:type="gramEnd"/>
-      <w:r>
-        <w:rPr>
-          <w:sz w:val="22"/>
-          <w:szCs w:val="22"/>
-        </w:rPr>
-        <w:t xml:space="preserve"> </w:t>
-      </w:r>
+          <w:sz w:val="22"/>
+          <w:szCs w:val="22"/>
+          <w:lang w:val="en-US"/>
+        </w:rPr>
+      </w:pPr>
     </w:p>
     <w:p>
       <w:pPr>
-        <w:spacing w:line="120" w:lineRule="auto"/>
         <w:jc w:val="both"/>
         <w:rPr>
-          <w:sz w:val="22"/>
-          <w:szCs w:val="22"/>
-        </w:rPr>
-      </w:pPr>
+          <w:rFonts w:ascii="Aptos Narrow" w:hAnsi="Aptos Narrow"/>
+          <w:color w:val="000000"/>
+          <w:sz w:val="22"/>
+          <w:szCs w:val="22"/>
+        </w:rPr>
+      </w:pPr>
+      <w:r>
+        <w:rPr>
+          <w:sz w:val="22"/>
+          <w:szCs w:val="22"/>
+        </w:rPr>
+        <w:t>именуем</w:t>
+      </w:r>
+      <w:r>
+        <w:rPr>
+          <w:sz w:val="22"/>
+          <w:szCs w:val="22"/>
+        </w:rPr>
+        <w:t>ый</w:t>
+      </w:r>
+      <w:r>
+        <w:rPr>
+          <w:sz w:val="22"/>
+          <w:szCs w:val="22"/>
+        </w:rPr>
+        <w:t xml:space="preserve"> </w:t>
+      </w:r>
+      <w:r>
+        <w:rPr>
+          <w:sz w:val="22"/>
+          <w:szCs w:val="22"/>
+        </w:rPr>
+        <w:t>(</w:t>
+      </w:r>
+      <w:proofErr w:type="spellStart"/>
+      <w:r>
+        <w:rPr>
+          <w:sz w:val="22"/>
+          <w:szCs w:val="22"/>
+        </w:rPr>
+        <w:t>ая</w:t>
+      </w:r>
+      <w:proofErr w:type="spellEnd"/>
+      <w:r>
+        <w:rPr>
+          <w:sz w:val="22"/>
+          <w:szCs w:val="22"/>
+        </w:rPr>
+        <w:t>)</w:t>
+      </w:r>
+      <w:r>
+        <w:rPr>
+          <w:sz w:val="22"/>
+          <w:szCs w:val="22"/>
+        </w:rPr>
+        <w:t xml:space="preserve"> (</w:t>
+      </w:r>
+      <w:proofErr w:type="spellStart"/>
+      <w:r>
+        <w:rPr>
+          <w:sz w:val="22"/>
+          <w:szCs w:val="22"/>
+        </w:rPr>
+        <w:t>ые</w:t>
+      </w:r>
+      <w:proofErr w:type="spellEnd"/>
+      <w:r>
+        <w:rPr>
+          <w:sz w:val="22"/>
+          <w:szCs w:val="22"/>
+        </w:rPr>
+        <w:t>)</w:t>
+      </w:r>
+      <w:r>
+        <w:rPr>
+          <w:sz w:val="22"/>
+          <w:szCs w:val="22"/>
+        </w:rPr>
+        <w:t xml:space="preserve"> в дальнейшем </w:t>
+      </w:r>
+      <w:r>
+        <w:rPr>
+          <w:sz w:val="22"/>
+          <w:szCs w:val="22"/>
+        </w:rPr>
+        <w:t>«</w:t>
+      </w:r>
+      <w:r>
+        <w:rPr>
+          <w:sz w:val="22"/>
+          <w:szCs w:val="22"/>
+        </w:rPr>
+        <w:t>У</w:t>
+      </w:r>
+      <w:r>
+        <w:rPr>
+          <w:sz w:val="22"/>
+          <w:szCs w:val="22"/>
+        </w:rPr>
+        <w:t>частник</w:t>
+      </w:r>
+      <w:r>
+        <w:rPr>
+          <w:sz w:val="22"/>
+          <w:szCs w:val="22"/>
+        </w:rPr>
+        <w:t xml:space="preserve"> долевого строительства»</w:t>
+      </w:r>
+      <w:r>
+        <w:rPr>
+          <w:sz w:val="22"/>
+          <w:szCs w:val="22"/>
+        </w:rPr>
+        <w:t>,</w:t>
+      </w:r>
+      <w:r>
+        <w:rPr>
+          <w:sz w:val="22"/>
+          <w:szCs w:val="22"/>
+        </w:rPr>
+        <w:t xml:space="preserve"> </w:t>
+      </w:r>
+      <w:r>
+        <w:rPr>
+          <w:sz w:val="22"/>
+          <w:szCs w:val="22"/>
+        </w:rPr>
+        <w:t>с другой стороны (при одновременном упоминании - Стороны),</w:t>
+      </w:r>
+      <w:r>
+        <w:rPr>
+          <w:sz w:val="22"/>
+          <w:szCs w:val="22"/>
+        </w:rPr>
+        <w:t xml:space="preserve"> во </w:t>
+      </w:r>
+      <w:r>
+        <w:rPr>
+          <w:sz w:val="22"/>
+          <w:szCs w:val="22"/>
+        </w:rPr>
+        <w:t>исполнение</w:t>
+      </w:r>
+      <w:r>
+        <w:rPr>
+          <w:sz w:val="22"/>
+          <w:szCs w:val="22"/>
+        </w:rPr>
+        <w:t xml:space="preserve"> Договора № </w:t>
+      </w:r>
+      <w:r>
+        <w:rPr>
+          <w:rFonts w:ascii="Aptos Narrow" w:hAnsi="Aptos Narrow"/>
+          <w:color w:val="000000"/>
+          <w:sz w:val="22"/>
+          <w:szCs w:val="22"/>
+        </w:rPr>
+        <w:t>{{договор_№}}</w:t>
+      </w:r>
+      <w:r>
+        <w:rPr>
+          <w:sz w:val="22"/>
+          <w:szCs w:val="22"/>
+        </w:rPr>
+        <w:t xml:space="preserve"> участия в долевом строительстве </w:t>
+      </w:r>
+      <w:r>
+        <w:rPr>
+          <w:sz w:val="22"/>
+          <w:szCs w:val="22"/>
+        </w:rPr>
+        <w:t>о</w:t>
+      </w:r>
+      <w:r>
+        <w:rPr>
+          <w:sz w:val="22"/>
+          <w:szCs w:val="22"/>
+        </w:rPr>
+        <w:t xml:space="preserve">т </w:t>
+      </w:r>
+      <w:r>
+        <w:rPr>
+          <w:rFonts w:ascii="Aptos Narrow" w:hAnsi="Aptos Narrow"/>
+          <w:b/>
+          <w:bCs/>
+          <w:color w:val="000000"/>
+          <w:sz w:val="22"/>
+          <w:szCs w:val="22"/>
+        </w:rPr>
+        <w:t>{{</w:t>
+      </w:r>
+      <w:proofErr w:type="spellStart"/>
+      <w:r>
+        <w:rPr>
+          <w:rFonts w:ascii="Aptos Narrow" w:hAnsi="Aptos Narrow"/>
+          <w:b/>
+          <w:bCs/>
+          <w:color w:val="000000"/>
+          <w:sz w:val="22"/>
+          <w:szCs w:val="22"/>
+        </w:rPr>
+        <w:t>дата_договора</w:t>
+      </w:r>
+      <w:proofErr w:type="spellEnd"/>
+      <w:r>
+        <w:rPr>
+          <w:rFonts w:ascii="Aptos Narrow" w:hAnsi="Aptos Narrow"/>
+          <w:b/>
+          <w:bCs/>
+          <w:color w:val="000000"/>
+          <w:sz w:val="22"/>
+          <w:szCs w:val="22"/>
+        </w:rPr>
+        <w:t>}}</w:t>
+      </w:r>
+      <w:r>
+        <w:rPr>
+          <w:sz w:val="22"/>
+          <w:szCs w:val="22"/>
+        </w:rPr>
+        <w:t xml:space="preserve"> (далее – Договор участия)</w:t>
+      </w:r>
+      <w:r>
+        <w:rPr>
+          <w:sz w:val="22"/>
+          <w:szCs w:val="22"/>
+        </w:rPr>
+        <w:t>,</w:t>
+      </w:r>
+      <w:r>
+        <w:rPr>
+          <w:sz w:val="22"/>
+          <w:szCs w:val="22"/>
+        </w:rPr>
+        <w:t xml:space="preserve"> </w:t>
+      </w:r>
+      <w:r>
+        <w:rPr>
+          <w:sz w:val="22"/>
+          <w:szCs w:val="22"/>
+        </w:rPr>
+        <w:t>руководствуясь</w:t>
+      </w:r>
+      <w:r>
+        <w:rPr>
+          <w:sz w:val="22"/>
+          <w:szCs w:val="22"/>
+        </w:rPr>
+        <w:t xml:space="preserve"> Федеральным законом от 30.12.2004 года №</w:t>
+      </w:r>
+      <w:r>
+        <w:rPr>
+          <w:sz w:val="22"/>
+          <w:szCs w:val="22"/>
+        </w:rPr>
+        <w:t xml:space="preserve"> </w:t>
+      </w:r>
+      <w:r>
+        <w:rPr>
+          <w:sz w:val="22"/>
+          <w:szCs w:val="22"/>
+        </w:rPr>
+        <w:t>214-ФЗ</w:t>
+      </w:r>
+      <w:r>
+        <w:rPr>
+          <w:sz w:val="22"/>
+          <w:szCs w:val="22"/>
+        </w:rPr>
+        <w:t xml:space="preserve"> </w:t>
+      </w:r>
+      <w:r>
+        <w:rPr>
+          <w:sz w:val="22"/>
+          <w:szCs w:val="22"/>
+        </w:rPr>
+        <w:t>«Об участии в долевом строительстве многоквартирных домов и иных объектов недвижимости и о внесении изменений в некоторые законодател</w:t>
+      </w:r>
+      <w:r>
+        <w:rPr>
+          <w:sz w:val="22"/>
+          <w:szCs w:val="22"/>
+        </w:rPr>
+        <w:t>ьные акты Российской Федерации»</w:t>
+      </w:r>
+      <w:r>
+        <w:rPr>
+          <w:sz w:val="22"/>
+          <w:szCs w:val="22"/>
+        </w:rPr>
+        <w:t>,</w:t>
+      </w:r>
+      <w:r>
+        <w:rPr>
+          <w:sz w:val="22"/>
+          <w:szCs w:val="22"/>
+        </w:rPr>
+        <w:t xml:space="preserve"> </w:t>
+      </w:r>
+      <w:r>
+        <w:rPr>
+          <w:sz w:val="22"/>
+          <w:szCs w:val="22"/>
+        </w:rPr>
+        <w:t xml:space="preserve">подписали настоящий </w:t>
+      </w:r>
+      <w:r>
+        <w:rPr>
+          <w:sz w:val="22"/>
+          <w:szCs w:val="22"/>
+        </w:rPr>
+        <w:t>Акт приема-передачи объекта долевого строительства</w:t>
+      </w:r>
+      <w:r>
+        <w:rPr>
+          <w:sz w:val="22"/>
+          <w:szCs w:val="22"/>
+        </w:rPr>
+        <w:t xml:space="preserve"> (далее </w:t>
+      </w:r>
+      <w:r>
+        <w:rPr>
+          <w:sz w:val="22"/>
+          <w:szCs w:val="22"/>
+        </w:rPr>
+        <w:t>Акт</w:t>
+      </w:r>
+      <w:r>
+        <w:rPr>
+          <w:sz w:val="22"/>
+          <w:szCs w:val="22"/>
+        </w:rPr>
+        <w:t>) о нижеследующем:</w:t>
+      </w:r>
     </w:p>
     <w:p>
       <w:pPr>
+        <w:ind w:firstLine="567"/>
         <w:jc w:val="both"/>
         <w:rPr>
           <w:rFonts w:ascii="Aptos Narrow" w:hAnsi="Aptos Narrow"/>
@@ -394,7 +773,35 @@
           <w:sz w:val="22"/>
           <w:szCs w:val="22"/>
         </w:rPr>
-        <w:t>,</w:t>
+        <w:t xml:space="preserve">Застройщик </w:t>
+      </w:r>
+      <w:r>
+        <w:rPr>
+          <w:sz w:val="22"/>
+          <w:szCs w:val="22"/>
+        </w:rPr>
+        <w:t xml:space="preserve">передает, а Участник </w:t>
+      </w:r>
+      <w:r>
+        <w:rPr>
+          <w:sz w:val="22"/>
+          <w:szCs w:val="22"/>
+        </w:rPr>
+        <w:t xml:space="preserve">долевого строительства </w:t>
+      </w:r>
+      <w:r>
+        <w:rPr>
+          <w:sz w:val="22"/>
+          <w:szCs w:val="22"/>
+        </w:rPr>
+        <w:t xml:space="preserve">принимает </w:t>
+      </w:r>
+      <w:r>
+        <w:rPr>
+          <w:sz w:val="22"/>
+          <w:szCs w:val="22"/>
+        </w:rPr>
+        <w:t>объект долевого строительства в виде:</w:t>
       </w:r>
       <w:r>
         <w:rPr>
@@ -405,17 +812,38 @@
       </w:r>
       <w:r>
         <w:rPr>
-          <w:sz w:val="22"/>
-          <w:szCs w:val="22"/>
-        </w:rPr>
-        <w:t>именуем</w:t>
-      </w:r>
-      <w:r>
-        <w:rPr>
-          <w:sz w:val="22"/>
-          <w:szCs w:val="22"/>
-        </w:rPr>
-        <w:t>ый</w:t>
+          <w:rFonts w:ascii="Aptos Narrow" w:hAnsi="Aptos Narrow"/>
+          <w:b/>
+          <w:bCs/>
+          <w:color w:val="000000"/>
+          <w:sz w:val="22"/>
+          <w:szCs w:val="22"/>
+        </w:rPr>
+        <w:t>{{</w:t>
+      </w:r>
+      <w:proofErr w:type="spellStart"/>
+      <w:r>
+        <w:rPr>
+          <w:rFonts w:ascii="Aptos Narrow" w:hAnsi="Aptos Narrow"/>
+          <w:b/>
+          <w:bCs/>
+          <w:color w:val="000000"/>
+          <w:sz w:val="22"/>
+          <w:szCs w:val="22"/>
+        </w:rPr>
+        <w:t>тип_квартиры</w:t>
+      </w:r>
+      <w:proofErr w:type="spellEnd"/>
+      <w:r>
+        <w:rPr>
+          <w:rFonts w:ascii="Aptos Narrow" w:hAnsi="Aptos Narrow"/>
+          <w:b/>
+          <w:bCs/>
+          <w:color w:val="000000"/>
+          <w:sz w:val="22"/>
+          <w:szCs w:val="22"/>
+        </w:rPr>
+        <w:t>}}</w:t>
       </w:r>
       <w:r>
         <w:rPr>
@@ -429,123 +857,141 @@
           <w:sz w:val="22"/>
           <w:szCs w:val="22"/>
         </w:rPr>
-        <w:t>(</w:t>
+        <w:t>-</w:t>
+      </w:r>
+      <w:r>
+        <w:rPr>
+          <w:sz w:val="22"/>
+          <w:szCs w:val="22"/>
+        </w:rPr>
+        <w:t xml:space="preserve"> </w:t>
+      </w:r>
+      <w:r>
+        <w:rPr>
+          <w:sz w:val="22"/>
+          <w:szCs w:val="22"/>
+        </w:rPr>
+        <w:t>комнатной</w:t>
+      </w:r>
+      <w:r>
+        <w:rPr>
+          <w:sz w:val="22"/>
+          <w:szCs w:val="22"/>
+        </w:rPr>
+        <w:t xml:space="preserve"> к</w:t>
+      </w:r>
+      <w:r>
+        <w:rPr>
+          <w:sz w:val="22"/>
+          <w:szCs w:val="22"/>
+        </w:rPr>
+        <w:t>вартиры</w:t>
+      </w:r>
+      <w:r>
+        <w:rPr>
+          <w:sz w:val="22"/>
+          <w:szCs w:val="22"/>
+        </w:rPr>
+        <w:t xml:space="preserve"> № </w:t>
+      </w:r>
+      <w:r>
+        <w:rPr>
+          <w:b/>
+          <w:bCs/>
+          <w:sz w:val="22"/>
+          <w:szCs w:val="22"/>
+        </w:rPr>
+        <w:t>{{</w:t>
       </w:r>
       <w:proofErr w:type="spellStart"/>
       <w:r>
         <w:rPr>
-          <w:sz w:val="22"/>
-          <w:szCs w:val="22"/>
-        </w:rPr>
-        <w:t>ая</w:t>
+          <w:b/>
+          <w:bCs/>
+          <w:sz w:val="22"/>
+          <w:szCs w:val="22"/>
+        </w:rPr>
+        <w:t>номер_квартиры</w:t>
       </w:r>
       <w:proofErr w:type="spellEnd"/>
       <w:r>
         <w:rPr>
-          <w:sz w:val="22"/>
-          <w:szCs w:val="22"/>
-        </w:rPr>
-        <w:t>)</w:t>
-      </w:r>
-      <w:r>
-        <w:rPr>
-          <w:sz w:val="22"/>
-          <w:szCs w:val="22"/>
-        </w:rPr>
-        <w:t xml:space="preserve"> (</w:t>
+          <w:b/>
+          <w:bCs/>
+          <w:sz w:val="22"/>
+          <w:szCs w:val="22"/>
+        </w:rPr>
+        <w:t>}}</w:t>
+      </w:r>
+      <w:r>
+        <w:rPr>
+          <w:sz w:val="22"/>
+          <w:szCs w:val="22"/>
+        </w:rPr>
+        <w:t xml:space="preserve"> </w:t>
+      </w:r>
+      <w:r>
+        <w:rPr>
+          <w:sz w:val="22"/>
+          <w:szCs w:val="22"/>
+        </w:rPr>
+        <w:t>(далее</w:t>
+      </w:r>
+      <w:r>
+        <w:rPr>
+          <w:sz w:val="22"/>
+          <w:szCs w:val="22"/>
+        </w:rPr>
+        <w:t xml:space="preserve"> – Жилое помещение)</w:t>
+      </w:r>
+      <w:r>
+        <w:rPr>
+          <w:sz w:val="22"/>
+          <w:szCs w:val="22"/>
+        </w:rPr>
+        <w:t>, общей площадью</w:t>
+      </w:r>
+      <w:r>
+        <w:rPr>
+          <w:sz w:val="22"/>
+          <w:szCs w:val="22"/>
+        </w:rPr>
+        <w:t xml:space="preserve"> </w:t>
+      </w:r>
+      <w:r>
+        <w:rPr>
+          <w:rFonts w:ascii="Aptos Narrow" w:hAnsi="Aptos Narrow"/>
+          <w:b/>
+          <w:bCs/>
+          <w:color w:val="000000"/>
+          <w:sz w:val="22"/>
+          <w:szCs w:val="22"/>
+        </w:rPr>
+        <w:t>{{</w:t>
       </w:r>
       <w:proofErr w:type="spellStart"/>
       <w:r>
         <w:rPr>
-          <w:sz w:val="22"/>
-          <w:szCs w:val="22"/>
-        </w:rPr>
-        <w:t>ые</w:t>
+          <w:rFonts w:ascii="Aptos Narrow" w:hAnsi="Aptos Narrow"/>
+          <w:b/>
+          <w:bCs/>
+          <w:color w:val="000000"/>
+          <w:sz w:val="22"/>
+          <w:szCs w:val="22"/>
+        </w:rPr>
+        <w:t>общая_площадь</w:t>
       </w:r>
       <w:proofErr w:type="spellEnd"/>
       <w:r>
         <w:rPr>
-          <w:sz w:val="22"/>
-          <w:szCs w:val="22"/>
-        </w:rPr>
-        <w:t>)</w:t>
-      </w:r>
-      <w:r>
-        <w:rPr>
-          <w:sz w:val="22"/>
-          <w:szCs w:val="22"/>
-        </w:rPr>
-        <w:t xml:space="preserve"> в дальнейшем </w:t>
-      </w:r>
-      <w:r>
-        <w:rPr>
-          <w:sz w:val="22"/>
-          <w:szCs w:val="22"/>
-        </w:rPr>
-        <w:t>«</w:t>
-      </w:r>
-      <w:r>
-        <w:rPr>
-          <w:sz w:val="22"/>
-          <w:szCs w:val="22"/>
-        </w:rPr>
-        <w:t>У</w:t>
-      </w:r>
-      <w:r>
-        <w:rPr>
-          <w:sz w:val="22"/>
-          <w:szCs w:val="22"/>
-        </w:rPr>
-        <w:t>частник</w:t>
-      </w:r>
-      <w:r>
-        <w:rPr>
-          <w:sz w:val="22"/>
-          <w:szCs w:val="22"/>
-        </w:rPr>
-        <w:t xml:space="preserve"> долевого строительства»</w:t>
-      </w:r>
-      <w:r>
-        <w:rPr>
-          <w:sz w:val="22"/>
-          <w:szCs w:val="22"/>
-        </w:rPr>
-        <w:t>,</w:t>
-      </w:r>
-      <w:r>
-        <w:rPr>
-          <w:sz w:val="22"/>
-          <w:szCs w:val="22"/>
-        </w:rPr>
-        <w:t xml:space="preserve"> </w:t>
-      </w:r>
-      <w:r>
-        <w:rPr>
-          <w:sz w:val="22"/>
-          <w:szCs w:val="22"/>
-        </w:rPr>
-        <w:t>с другой стороны (при одновременном упоминании - Стороны),</w:t>
-      </w:r>
-      <w:r>
-        <w:rPr>
-          <w:sz w:val="22"/>
-          <w:szCs w:val="22"/>
-        </w:rPr>
-        <w:t xml:space="preserve"> во </w:t>
-      </w:r>
-      <w:r>
-        <w:rPr>
-          <w:sz w:val="22"/>
-          <w:szCs w:val="22"/>
-        </w:rPr>
-        <w:t>исполнение</w:t>
-      </w:r>
-      <w:r>
-        <w:rPr>
-          <w:sz w:val="22"/>
-          <w:szCs w:val="22"/>
-        </w:rPr>
-        <w:t xml:space="preserve"> Договора № </w:t>
+          <w:rFonts w:ascii="Aptos Narrow" w:hAnsi="Aptos Narrow"/>
+          <w:b/>
+          <w:bCs/>
+          <w:color w:val="000000"/>
+          <w:sz w:val="22"/>
+          <w:szCs w:val="22"/>
+        </w:rPr>
+        <w:t>}}</w:t>
       </w:r>
       <w:r>
         <w:rPr>
@@ -554,401 +1000,7 @@
           <w:sz w:val="22"/>
           <w:szCs w:val="22"/>
         </w:rPr>
-        <w:t>{{договор_№}}</w:t>
-      </w:r>
-      <w:r>
-        <w:rPr>
-          <w:sz w:val="22"/>
-          <w:szCs w:val="22"/>
-        </w:rPr>
-        <w:t xml:space="preserve"> участия в долевом строительстве </w:t>
-      </w:r>
-      <w:r>
-        <w:rPr>
-          <w:sz w:val="22"/>
-          <w:szCs w:val="22"/>
-        </w:rPr>
-        <w:t>о</w:t>
-      </w:r>
-      <w:r>
-        <w:rPr>
-          <w:sz w:val="22"/>
-          <w:szCs w:val="22"/>
-        </w:rPr>
-        <w:t xml:space="preserve">т </w:t>
-      </w:r>
-      <w:r>
-        <w:rPr>
-          <w:rFonts w:ascii="Aptos Narrow" w:hAnsi="Aptos Narrow"/>
-          <w:color w:val="000000"/>
-          <w:sz w:val="22"/>
-          <w:szCs w:val="22"/>
-        </w:rPr>
-        <w:t>{{</w:t>
-      </w:r>
-      <w:proofErr w:type="spellStart"/>
-      <w:r>
-        <w:rPr>
-          <w:rFonts w:ascii="Aptos Narrow" w:hAnsi="Aptos Narrow"/>
-          <w:color w:val="000000"/>
-          <w:sz w:val="22"/>
-          <w:szCs w:val="22"/>
-        </w:rPr>
-        <w:t>дата_договора</w:t>
-      </w:r>
-      <w:proofErr w:type="spellEnd"/>
-      <w:r>
-        <w:rPr>
-          <w:rFonts w:ascii="Aptos Narrow" w:hAnsi="Aptos Narrow"/>
-          <w:color w:val="000000"/>
-          <w:sz w:val="22"/>
-          <w:szCs w:val="22"/>
-        </w:rPr>
-        <w:t>}}</w:t>
-      </w:r>
-      <w:r>
-        <w:rPr>
-          <w:sz w:val="22"/>
-          <w:szCs w:val="22"/>
-        </w:rPr>
-        <w:t xml:space="preserve"> (далее – Договор участия)</w:t>
-      </w:r>
-      <w:r>
-        <w:rPr>
-          <w:sz w:val="22"/>
-          <w:szCs w:val="22"/>
-        </w:rPr>
-        <w:t>,</w:t>
-      </w:r>
-      <w:r>
-        <w:rPr>
-          <w:sz w:val="22"/>
-          <w:szCs w:val="22"/>
-        </w:rPr>
         <w:t xml:space="preserve"> </w:t>
-      </w:r>
-      <w:r>
-        <w:rPr>
-          <w:sz w:val="22"/>
-          <w:szCs w:val="22"/>
-        </w:rPr>
-        <w:t>руководствуясь</w:t>
-      </w:r>
-      <w:r>
-        <w:rPr>
-          <w:sz w:val="22"/>
-          <w:szCs w:val="22"/>
-        </w:rPr>
-        <w:t xml:space="preserve"> Федеральным законом от 30.12.2004 года №</w:t>
-      </w:r>
-      <w:r>
-        <w:rPr>
-          <w:sz w:val="22"/>
-          <w:szCs w:val="22"/>
-        </w:rPr>
-        <w:t xml:space="preserve"> </w:t>
-      </w:r>
-      <w:r>
-        <w:rPr>
-          <w:sz w:val="22"/>
-          <w:szCs w:val="22"/>
-        </w:rPr>
-        <w:t xml:space="preserve">214-ФЗ </w:t>
-      </w:r>
-      <w:r>
-        <w:rPr>
-          <w:sz w:val="22"/>
-          <w:szCs w:val="22"/>
-        </w:rPr>
-        <w:t xml:space="preserve">                        </w:t>
-      </w:r>
-      <w:r>
-        <w:rPr>
-          <w:sz w:val="22"/>
-          <w:szCs w:val="22"/>
-        </w:rPr>
-        <w:t xml:space="preserve">«Об участии в долевом строительстве многоквартирных домов и иных объектов недвижимости и </w:t>
-      </w:r>
-      <w:r>
-        <w:rPr>
-          <w:sz w:val="22"/>
-          <w:szCs w:val="22"/>
-        </w:rPr>
-        <w:t xml:space="preserve">                    </w:t>
-      </w:r>
-      <w:r>
-        <w:rPr>
-          <w:sz w:val="22"/>
-          <w:szCs w:val="22"/>
-        </w:rPr>
-        <w:t>о внесении изменений в некоторые законодател</w:t>
-      </w:r>
-      <w:r>
-        <w:rPr>
-          <w:sz w:val="22"/>
-          <w:szCs w:val="22"/>
-        </w:rPr>
-        <w:t>ьные акты Российской Федерации»</w:t>
-      </w:r>
-      <w:r>
-        <w:rPr>
-          <w:sz w:val="22"/>
-          <w:szCs w:val="22"/>
-        </w:rPr>
-        <w:t>,</w:t>
-      </w:r>
-      <w:r>
-        <w:rPr>
-          <w:sz w:val="22"/>
-          <w:szCs w:val="22"/>
-        </w:rPr>
-        <w:t xml:space="preserve"> </w:t>
-      </w:r>
-      <w:r>
-        <w:rPr>
-          <w:sz w:val="22"/>
-          <w:szCs w:val="22"/>
-        </w:rPr>
-        <w:t xml:space="preserve">подписали настоящий </w:t>
-      </w:r>
-      <w:r>
-        <w:rPr>
-          <w:sz w:val="22"/>
-          <w:szCs w:val="22"/>
-        </w:rPr>
-        <w:t>Акт приема-передачи объекта долевого строительства</w:t>
-      </w:r>
-      <w:r>
-        <w:rPr>
-          <w:sz w:val="22"/>
-          <w:szCs w:val="22"/>
-        </w:rPr>
-        <w:t xml:space="preserve"> (далее </w:t>
-      </w:r>
-      <w:r>
-        <w:rPr>
-          <w:sz w:val="22"/>
-          <w:szCs w:val="22"/>
-        </w:rPr>
-        <w:t>Акт</w:t>
-      </w:r>
-      <w:r>
-        <w:rPr>
-          <w:sz w:val="22"/>
-          <w:szCs w:val="22"/>
-        </w:rPr>
-        <w:t>) о нижеследующем:</w:t>
-      </w:r>
-    </w:p>
-    <w:p>
-      <w:pPr>
-        <w:jc w:val="both"/>
-        <w:rPr>
-          <w:rFonts w:ascii="Aptos Narrow" w:hAnsi="Aptos Narrow"/>
-          <w:color w:val="000000"/>
-          <w:sz w:val="22"/>
-          <w:szCs w:val="22"/>
-        </w:rPr>
-      </w:pPr>
-      <w:r>
-        <w:rPr>
-          <w:sz w:val="22"/>
-          <w:szCs w:val="22"/>
-        </w:rPr>
-        <w:t xml:space="preserve">Застройщик </w:t>
-      </w:r>
-      <w:r>
-        <w:rPr>
-          <w:sz w:val="22"/>
-          <w:szCs w:val="22"/>
-        </w:rPr>
-        <w:t xml:space="preserve">передает, а Участник </w:t>
-      </w:r>
-      <w:r>
-        <w:rPr>
-          <w:sz w:val="22"/>
-          <w:szCs w:val="22"/>
-        </w:rPr>
-        <w:t xml:space="preserve">долевого строительства </w:t>
-      </w:r>
-      <w:r>
-        <w:rPr>
-          <w:sz w:val="22"/>
-          <w:szCs w:val="22"/>
-        </w:rPr>
-        <w:t xml:space="preserve">принимает </w:t>
-      </w:r>
-      <w:r>
-        <w:rPr>
-          <w:sz w:val="22"/>
-          <w:szCs w:val="22"/>
-        </w:rPr>
-        <w:t>объект долевого строительства в виде:</w:t>
-      </w:r>
-      <w:r>
-        <w:rPr>
-          <w:sz w:val="22"/>
-          <w:szCs w:val="22"/>
-        </w:rPr>
-        <w:t xml:space="preserve"> </w:t>
-      </w:r>
-      <w:r>
-        <w:rPr>
-          <w:rFonts w:ascii="Aptos Narrow" w:hAnsi="Aptos Narrow"/>
-          <w:color w:val="000000"/>
-          <w:sz w:val="22"/>
-          <w:szCs w:val="22"/>
-        </w:rPr>
-        <w:t>{{</w:t>
-      </w:r>
-      <w:proofErr w:type="spellStart"/>
-      <w:r>
-        <w:rPr>
-          <w:rFonts w:ascii="Aptos Narrow" w:hAnsi="Aptos Narrow"/>
-          <w:color w:val="000000"/>
-          <w:sz w:val="22"/>
-          <w:szCs w:val="22"/>
-        </w:rPr>
-        <w:t>тип_квартиры</w:t>
-      </w:r>
-      <w:proofErr w:type="spellEnd"/>
-      <w:r>
-        <w:rPr>
-          <w:rFonts w:ascii="Aptos Narrow" w:hAnsi="Aptos Narrow"/>
-          <w:color w:val="000000"/>
-          <w:sz w:val="22"/>
-          <w:szCs w:val="22"/>
-        </w:rPr>
-        <w:t>}}</w:t>
-      </w:r>
-      <w:r>
-        <w:rPr>
-          <w:sz w:val="22"/>
-          <w:szCs w:val="22"/>
-        </w:rPr>
-        <w:t xml:space="preserve"> </w:t>
-      </w:r>
-      <w:r>
-        <w:rPr>
-          <w:sz w:val="22"/>
-          <w:szCs w:val="22"/>
-        </w:rPr>
-        <w:t>-</w:t>
-      </w:r>
-      <w:r>
-        <w:rPr>
-          <w:sz w:val="22"/>
-          <w:szCs w:val="22"/>
-        </w:rPr>
-        <w:t xml:space="preserve"> </w:t>
-      </w:r>
-      <w:r>
-        <w:rPr>
-          <w:sz w:val="22"/>
-          <w:szCs w:val="22"/>
-        </w:rPr>
-        <w:t>комнатной</w:t>
-      </w:r>
-      <w:r>
-        <w:rPr>
-          <w:sz w:val="22"/>
-          <w:szCs w:val="22"/>
-        </w:rPr>
-        <w:t xml:space="preserve"> к</w:t>
-      </w:r>
-      <w:r>
-        <w:rPr>
-          <w:sz w:val="22"/>
-          <w:szCs w:val="22"/>
-        </w:rPr>
-        <w:t>вартиры</w:t>
-      </w:r>
-      <w:r>
-        <w:rPr>
-          <w:sz w:val="22"/>
-          <w:szCs w:val="22"/>
-        </w:rPr>
-        <w:t xml:space="preserve"> № </w:t>
-      </w:r>
-      <w:r>
-        <w:rPr>
-          <w:sz w:val="22"/>
-          <w:szCs w:val="22"/>
-        </w:rPr>
-        <w:t>{{</w:t>
-      </w:r>
-      <w:proofErr w:type="spellStart"/>
-      <w:r>
-        <w:rPr>
-          <w:sz w:val="22"/>
-          <w:szCs w:val="22"/>
-        </w:rPr>
-        <w:t>номер_квартиры</w:t>
-      </w:r>
-      <w:proofErr w:type="spellEnd"/>
-      <w:r>
-        <w:rPr>
-          <w:sz w:val="22"/>
-          <w:szCs w:val="22"/>
-        </w:rPr>
-        <w:t xml:space="preserve">}} </w:t>
-      </w:r>
-      <w:r>
-        <w:rPr>
-          <w:sz w:val="22"/>
-          <w:szCs w:val="22"/>
-        </w:rPr>
-        <w:t>(далее</w:t>
-      </w:r>
-      <w:r>
-        <w:rPr>
-          <w:sz w:val="22"/>
-          <w:szCs w:val="22"/>
-        </w:rPr>
-        <w:t xml:space="preserve"> – Жилое помещение)</w:t>
-      </w:r>
-      <w:r>
-        <w:rPr>
-          <w:sz w:val="22"/>
-          <w:szCs w:val="22"/>
-        </w:rPr>
-        <w:t>, общей площадью</w:t>
-      </w:r>
-      <w:r>
-        <w:rPr>
-          <w:sz w:val="22"/>
-          <w:szCs w:val="22"/>
-        </w:rPr>
-        <w:t xml:space="preserve"> </w:t>
-      </w:r>
-      <w:r>
-        <w:rPr>
-          <w:rFonts w:ascii="Aptos Narrow" w:hAnsi="Aptos Narrow"/>
-          <w:color w:val="000000"/>
-          <w:sz w:val="22"/>
-          <w:szCs w:val="22"/>
-        </w:rPr>
-        <w:t>{{</w:t>
-      </w:r>
-      <w:proofErr w:type="spellStart"/>
-      <w:r>
-        <w:rPr>
-          <w:rFonts w:ascii="Aptos Narrow" w:hAnsi="Aptos Narrow"/>
-          <w:color w:val="000000"/>
-          <w:sz w:val="22"/>
-          <w:szCs w:val="22"/>
-        </w:rPr>
-        <w:t>общая_площадь</w:t>
-      </w:r>
-      <w:proofErr w:type="spellEnd"/>
-      <w:r>
-        <w:rPr>
-          <w:rFonts w:ascii="Aptos Narrow" w:hAnsi="Aptos Narrow"/>
-          <w:color w:val="000000"/>
-          <w:sz w:val="22"/>
-          <w:szCs w:val="22"/>
-        </w:rPr>
-        <w:t xml:space="preserve">}} </w:t>
       </w:r>
       <w:r>
         <w:rPr>
@@ -1036,6 +1088,8 @@
       <w:r>
         <w:rPr>
           <w:rFonts w:ascii="Aptos Narrow" w:hAnsi="Aptos Narrow"/>
+          <w:b/>
+          <w:bCs/>
           <w:color w:val="000000"/>
           <w:sz w:val="22"/>
           <w:szCs w:val="22"/>
@@ -1233,7 +1287,7 @@
           <w:szCs w:val="22"/>
           <w:highlight w:val="yellow"/>
         </w:rPr>
-        <w:t>__</w:t>
+        <w:t>_</w:t>
       </w:r>
       <w:r>
         <w:rPr>
@@ -1241,6 +1295,14 @@
           <w:szCs w:val="22"/>
           <w:highlight w:val="yellow"/>
         </w:rPr>
+        <w:t>___</w:t>
+      </w:r>
+      <w:r>
+        <w:rPr>
+          <w:sz w:val="22"/>
+          <w:szCs w:val="22"/>
+          <w:highlight w:val="yellow"/>
+        </w:rPr>
         <w:t>,</w:t>
       </w:r>
       <w:r>
@@ -1318,21 +1380,7 @@
           <w:sz w:val="22"/>
           <w:szCs w:val="22"/>
         </w:rPr>
-        <w:t xml:space="preserve">лестничные площадки, лестницы, лифты, лифтовые шахты, холлы, тамбуры, технические этажи, чердаки, кровля, подвалы, иное обслуживающее более одного помещения в Объекте строительства, оборудование (технические подвалы), а также крыши, ограждающие несущие и ненесущие конструкции Объекта строительства, механическое, электрическое, санитарно-техническое и иное оборудование, находящееся в Объекте строительства за пределами или внутри помещений и обслуживающее более одного помещения, земельный участок, предназначенный для эксплуатации Объекта строительства, </w:t>
-      </w:r>
-      <w:r>
-        <w:rPr>
-          <w:sz w:val="22"/>
-          <w:szCs w:val="22"/>
-        </w:rPr>
-        <w:t xml:space="preserve">                            </w:t>
-      </w:r>
-      <w:r>
-        <w:rPr>
-          <w:sz w:val="22"/>
-          <w:szCs w:val="22"/>
-        </w:rPr>
-        <w:t>с элементами озеленения и благоустройства в пределах отведенной территории</w:t>
+        <w:t>лестничные площадки, лестницы, лифты, лифтовые шахты, холлы, тамбуры, технические этажи, чердаки, кровля, подвалы, иное обслуживающее более одного помещения в Объекте строительства, оборудование (технические подвалы), а также крыши, ограждающие несущие и ненесущие конструкции Объекта строительства, механическое, электрическое, санитарно-техническое и иное оборудование, находящееся в Объекте строительства за пределами или внутри помещений и обслуживающее более одного помещения, земельный участок, предназначенный для эксплуатации Объекта строительства, с элементами озеленения и благоустройства в пределах отведенной территории</w:t>
       </w:r>
       <w:r>
         <w:rPr>
@@ -1346,14 +1394,14 @@
           <w:sz w:val="22"/>
           <w:szCs w:val="22"/>
         </w:rPr>
-        <w:t xml:space="preserve">мущество </w:t>
-      </w:r>
-      <w:r>
-        <w:rPr>
-          <w:sz w:val="22"/>
-          <w:szCs w:val="22"/>
-        </w:rPr>
-        <w:t xml:space="preserve">                    </w:t>
+        <w:t>мущество</w:t>
+      </w:r>
+      <w:r>
+        <w:rPr>
+          <w:sz w:val="22"/>
+          <w:szCs w:val="22"/>
+        </w:rPr>
+        <w:t xml:space="preserve"> </w:t>
       </w:r>
       <w:r>
         <w:rPr>
@@ -3558,18 +3606,86 @@
                       <w:color w:val="000000"/>
                       <w:sz w:val="22"/>
                       <w:szCs w:val="22"/>
+                      <w:lang w:val="en-US"/>
                     </w:rPr>
                   </w:pPr>
                   <w:r>
+                    <w:rPr>
+                      <w:rFonts w:ascii="Calibri" w:hAnsi="Calibri" w:cs="Calibri"/>
+                      <w:color w:val="000000"/>
+                      <w:sz w:val="22"/>
+                      <w:szCs w:val="22"/>
+                      <w:lang w:val="en-US"/>
+                    </w:rPr>
+                    <w:t xml:space="preserve">                                          </w:t>
+                  </w:r>
+                </w:p>
+                <w:p>
+                  <w:pPr>
                     <w:rPr>
                       <w:rStyle w:val="ab"/>
                       <w:b/>
                       <w:i w:val="0"/>
                       <w:sz w:val="20"/>
                       <w:szCs w:val="20"/>
+                      <w:lang w:val="en-US"/>
+                    </w:rPr>
+                  </w:pPr>
+                  <w:r>
+                    <w:rPr>
+                      <w:rStyle w:val="ab"/>
+                      <w:b/>
+                      <w:i w:val="0"/>
+                      <w:sz w:val="20"/>
+                      <w:szCs w:val="20"/>
                     </w:rPr>
                     <w:t>_____________/_____________________/</w:t>
                   </w:r>
+                </w:p>
+                <w:p>
+                  <w:pPr>
+                    <w:rPr>
+                      <w:rStyle w:val="ab"/>
+                      <w:b/>
+                      <w:i w:val="0"/>
+                      <w:sz w:val="20"/>
+                      <w:szCs w:val="20"/>
+                      <w:lang w:val="en-US"/>
+                    </w:rPr>
+                  </w:pPr>
+                  <w:r>
+                    <w:rPr>
+                      <w:rStyle w:val="ab"/>
+                      <w:b/>
+                      <w:i w:val="0"/>
+                      <w:sz w:val="20"/>
+                      <w:szCs w:val="20"/>
+                      <w:lang w:val="en-US"/>
+                    </w:rPr>
+                    <w:t xml:space="preserve">                                                                       </w:t>
+                  </w:r>
+                  <w:r>
+                    <w:rPr>
+                      <w:rStyle w:val="ab"/>
+                      <w:b/>
+                      <w:i w:val="0"/>
+                      <w:sz w:val="20"/>
+                      <w:szCs w:val="20"/>
+                      <w:lang w:val="en-US"/>
+                    </w:rPr>
+                    <w:br/>
+                  </w:r>
+                </w:p>
+                <w:p>
+                  <w:pPr>
+                    <w:rPr>
+                      <w:rFonts w:ascii="Calibri" w:hAnsi="Calibri" w:cs="Calibri"/>
+                      <w:color w:val="000000"/>
+                      <w:sz w:val="22"/>
+                      <w:szCs w:val="22"/>
+                      <w:lang w:val="en-US"/>
+                    </w:rPr>
+                  </w:pPr>
                 </w:p>
               </w:tc>
             </w:tr>
